--- a/DSAss.docx
+++ b/DSAss.docx
@@ -1157,6 +1157,7 @@
           <w:ilvl w:val="0"/>
           <w:numId w:val="0"/>
         </w:numPr>
+        <w:ind w:firstLine="720" w:firstLineChars="0"/>
       </w:pPr>
       <w:r>
         <w:rPr>
@@ -1236,21 +1237,655 @@
           <w:lang w:val="en-US"/>
         </w:rPr>
       </w:pPr>
+    </w:p>
+    <w:p>
+      <w:pPr>
+        <w:numPr>
+          <w:ilvl w:val="0"/>
+          <w:numId w:val="0"/>
+        </w:numPr>
+        <w:ind w:firstLine="720" w:firstLineChars="0"/>
+        <w:rPr>
+          <w:rFonts w:hint="default"/>
+          <w:lang w:val="en-US"/>
+        </w:rPr>
+      </w:pPr>
+      <w:r>
+        <w:rPr>
+          <w:rFonts w:hint="default"/>
+          <w:lang w:val="en-US"/>
+        </w:rPr>
+        <w:t>SEPARATE CHAINING:</w:t>
+      </w:r>
+    </w:p>
+    <w:p>
+      <w:pPr>
+        <w:numPr>
+          <w:ilvl w:val="0"/>
+          <w:numId w:val="0"/>
+        </w:numPr>
+      </w:pPr>
+      <w:r>
+        <w:drawing>
+          <wp:inline distT="0" distB="0" distL="114300" distR="114300">
+            <wp:extent cx="5859145" cy="3277870"/>
+            <wp:effectExtent l="0" t="0" r="8255" b="17780"/>
+            <wp:docPr id="11" name="Picture 1"/>
+            <wp:cNvGraphicFramePr>
+              <a:graphicFrameLocks xmlns:a="http://schemas.openxmlformats.org/drawingml/2006/main" noChangeAspect="1"/>
+            </wp:cNvGraphicFramePr>
+            <a:graphic xmlns:a="http://schemas.openxmlformats.org/drawingml/2006/main">
+              <a:graphicData uri="http://schemas.openxmlformats.org/drawingml/2006/picture">
+                <pic:pic xmlns:pic="http://schemas.openxmlformats.org/drawingml/2006/picture">
+                  <pic:nvPicPr>
+                    <pic:cNvPr id="11" name="Picture 1"/>
+                    <pic:cNvPicPr>
+                      <a:picLocks noChangeAspect="1"/>
+                    </pic:cNvPicPr>
+                  </pic:nvPicPr>
+                  <pic:blipFill>
+                    <a:blip r:embed="rId14"/>
+                    <a:stretch>
+                      <a:fillRect/>
+                    </a:stretch>
+                  </pic:blipFill>
+                  <pic:spPr>
+                    <a:xfrm>
+                      <a:off x="0" y="0"/>
+                      <a:ext cx="5859145" cy="3277870"/>
+                    </a:xfrm>
+                    <a:prstGeom prst="rect">
+                      <a:avLst/>
+                    </a:prstGeom>
+                    <a:noFill/>
+                    <a:ln>
+                      <a:noFill/>
+                    </a:ln>
+                  </pic:spPr>
+                </pic:pic>
+              </a:graphicData>
+            </a:graphic>
+          </wp:inline>
+        </w:drawing>
+      </w:r>
+    </w:p>
+    <w:p>
+      <w:pPr>
+        <w:numPr>
+          <w:ilvl w:val="0"/>
+          <w:numId w:val="0"/>
+        </w:numPr>
+      </w:pPr>
+    </w:p>
+    <w:p>
+      <w:pPr>
+        <w:numPr>
+          <w:ilvl w:val="0"/>
+          <w:numId w:val="0"/>
+        </w:numPr>
+        <w:rPr>
+          <w:rFonts w:hint="default"/>
+          <w:lang w:val="en-US"/>
+        </w:rPr>
+      </w:pPr>
+      <w:r>
+        <w:rPr>
+          <w:rFonts w:hint="default"/>
+          <w:lang w:val="en-US"/>
+        </w:rPr>
+        <w:t>SORTING</w:t>
+      </w:r>
+    </w:p>
+    <w:p>
+      <w:pPr>
+        <w:numPr>
+          <w:ilvl w:val="0"/>
+          <w:numId w:val="0"/>
+        </w:numPr>
+        <w:ind w:firstLine="720" w:firstLineChars="0"/>
+        <w:rPr>
+          <w:rFonts w:hint="default"/>
+          <w:lang w:val="en-US"/>
+        </w:rPr>
+      </w:pPr>
+      <w:r>
+        <w:rPr>
+          <w:rFonts w:hint="default"/>
+          <w:lang w:val="en-US"/>
+        </w:rPr>
+        <w:t>BUBBLE SORT</w:t>
+      </w:r>
+    </w:p>
+    <w:p>
+      <w:pPr>
+        <w:numPr>
+          <w:ilvl w:val="0"/>
+          <w:numId w:val="0"/>
+        </w:numPr>
+      </w:pPr>
+      <w:r>
+        <w:drawing>
+          <wp:inline distT="0" distB="0" distL="114300" distR="114300">
+            <wp:extent cx="5868670" cy="2450465"/>
+            <wp:effectExtent l="0" t="0" r="17780" b="6985"/>
+            <wp:docPr id="12" name="Picture 1"/>
+            <wp:cNvGraphicFramePr>
+              <a:graphicFrameLocks xmlns:a="http://schemas.openxmlformats.org/drawingml/2006/main" noChangeAspect="1"/>
+            </wp:cNvGraphicFramePr>
+            <a:graphic xmlns:a="http://schemas.openxmlformats.org/drawingml/2006/main">
+              <a:graphicData uri="http://schemas.openxmlformats.org/drawingml/2006/picture">
+                <pic:pic xmlns:pic="http://schemas.openxmlformats.org/drawingml/2006/picture">
+                  <pic:nvPicPr>
+                    <pic:cNvPr id="12" name="Picture 1"/>
+                    <pic:cNvPicPr>
+                      <a:picLocks noChangeAspect="1"/>
+                    </pic:cNvPicPr>
+                  </pic:nvPicPr>
+                  <pic:blipFill>
+                    <a:blip r:embed="rId15"/>
+                    <a:stretch>
+                      <a:fillRect/>
+                    </a:stretch>
+                  </pic:blipFill>
+                  <pic:spPr>
+                    <a:xfrm>
+                      <a:off x="0" y="0"/>
+                      <a:ext cx="5868670" cy="2450465"/>
+                    </a:xfrm>
+                    <a:prstGeom prst="rect">
+                      <a:avLst/>
+                    </a:prstGeom>
+                    <a:noFill/>
+                    <a:ln>
+                      <a:noFill/>
+                    </a:ln>
+                  </pic:spPr>
+                </pic:pic>
+              </a:graphicData>
+            </a:graphic>
+          </wp:inline>
+        </w:drawing>
+      </w:r>
+    </w:p>
+    <w:p>
+      <w:pPr>
+        <w:numPr>
+          <w:ilvl w:val="0"/>
+          <w:numId w:val="0"/>
+        </w:numPr>
+        <w:ind w:firstLine="720" w:firstLineChars="0"/>
+        <w:rPr>
+          <w:rFonts w:hint="default"/>
+          <w:lang w:val="en-US"/>
+        </w:rPr>
+      </w:pPr>
+      <w:r>
+        <w:rPr>
+          <w:rFonts w:hint="default"/>
+          <w:lang w:val="en-US"/>
+        </w:rPr>
+        <w:t>SELECTION SORT</w:t>
+      </w:r>
+    </w:p>
+    <w:p>
+      <w:pPr>
+        <w:numPr>
+          <w:ilvl w:val="0"/>
+          <w:numId w:val="0"/>
+        </w:numPr>
+      </w:pPr>
+      <w:r>
+        <w:drawing>
+          <wp:inline distT="0" distB="0" distL="114300" distR="114300">
+            <wp:extent cx="5878830" cy="2406650"/>
+            <wp:effectExtent l="0" t="0" r="7620" b="12700"/>
+            <wp:docPr id="13" name="Picture 2"/>
+            <wp:cNvGraphicFramePr>
+              <a:graphicFrameLocks xmlns:a="http://schemas.openxmlformats.org/drawingml/2006/main" noChangeAspect="1"/>
+            </wp:cNvGraphicFramePr>
+            <a:graphic xmlns:a="http://schemas.openxmlformats.org/drawingml/2006/main">
+              <a:graphicData uri="http://schemas.openxmlformats.org/drawingml/2006/picture">
+                <pic:pic xmlns:pic="http://schemas.openxmlformats.org/drawingml/2006/picture">
+                  <pic:nvPicPr>
+                    <pic:cNvPr id="13" name="Picture 2"/>
+                    <pic:cNvPicPr>
+                      <a:picLocks noChangeAspect="1"/>
+                    </pic:cNvPicPr>
+                  </pic:nvPicPr>
+                  <pic:blipFill>
+                    <a:blip r:embed="rId16"/>
+                    <a:stretch>
+                      <a:fillRect/>
+                    </a:stretch>
+                  </pic:blipFill>
+                  <pic:spPr>
+                    <a:xfrm>
+                      <a:off x="0" y="0"/>
+                      <a:ext cx="5878830" cy="2406650"/>
+                    </a:xfrm>
+                    <a:prstGeom prst="rect">
+                      <a:avLst/>
+                    </a:prstGeom>
+                    <a:noFill/>
+                    <a:ln>
+                      <a:noFill/>
+                    </a:ln>
+                  </pic:spPr>
+                </pic:pic>
+              </a:graphicData>
+            </a:graphic>
+          </wp:inline>
+        </w:drawing>
+      </w:r>
+    </w:p>
+    <w:p>
+      <w:pPr>
+        <w:numPr>
+          <w:ilvl w:val="0"/>
+          <w:numId w:val="0"/>
+        </w:numPr>
+      </w:pPr>
+    </w:p>
+    <w:p>
+      <w:pPr>
+        <w:numPr>
+          <w:ilvl w:val="0"/>
+          <w:numId w:val="0"/>
+        </w:numPr>
+        <w:ind w:firstLine="720" w:firstLineChars="0"/>
+        <w:rPr>
+          <w:rFonts w:hint="default"/>
+          <w:lang w:val="en-US"/>
+        </w:rPr>
+      </w:pPr>
+      <w:r>
+        <w:rPr>
+          <w:rFonts w:hint="default"/>
+          <w:lang w:val="en-US"/>
+        </w:rPr>
+        <w:t>INSERTION SORT</w:t>
+      </w:r>
+    </w:p>
+    <w:p>
+      <w:pPr>
+        <w:numPr>
+          <w:ilvl w:val="0"/>
+          <w:numId w:val="0"/>
+        </w:numPr>
+      </w:pPr>
+      <w:r>
+        <w:drawing>
+          <wp:inline distT="0" distB="0" distL="114300" distR="114300">
+            <wp:extent cx="5861685" cy="2494280"/>
+            <wp:effectExtent l="0" t="0" r="5715" b="1270"/>
+            <wp:docPr id="14" name="Picture 3"/>
+            <wp:cNvGraphicFramePr>
+              <a:graphicFrameLocks xmlns:a="http://schemas.openxmlformats.org/drawingml/2006/main" noChangeAspect="1"/>
+            </wp:cNvGraphicFramePr>
+            <a:graphic xmlns:a="http://schemas.openxmlformats.org/drawingml/2006/main">
+              <a:graphicData uri="http://schemas.openxmlformats.org/drawingml/2006/picture">
+                <pic:pic xmlns:pic="http://schemas.openxmlformats.org/drawingml/2006/picture">
+                  <pic:nvPicPr>
+                    <pic:cNvPr id="14" name="Picture 3"/>
+                    <pic:cNvPicPr>
+                      <a:picLocks noChangeAspect="1"/>
+                    </pic:cNvPicPr>
+                  </pic:nvPicPr>
+                  <pic:blipFill>
+                    <a:blip r:embed="rId17"/>
+                    <a:stretch>
+                      <a:fillRect/>
+                    </a:stretch>
+                  </pic:blipFill>
+                  <pic:spPr>
+                    <a:xfrm>
+                      <a:off x="0" y="0"/>
+                      <a:ext cx="5861685" cy="2494280"/>
+                    </a:xfrm>
+                    <a:prstGeom prst="rect">
+                      <a:avLst/>
+                    </a:prstGeom>
+                    <a:noFill/>
+                    <a:ln>
+                      <a:noFill/>
+                    </a:ln>
+                  </pic:spPr>
+                </pic:pic>
+              </a:graphicData>
+            </a:graphic>
+          </wp:inline>
+        </w:drawing>
+      </w:r>
+    </w:p>
+    <w:p>
+      <w:pPr>
+        <w:numPr>
+          <w:ilvl w:val="0"/>
+          <w:numId w:val="0"/>
+        </w:numPr>
+      </w:pPr>
+    </w:p>
+    <w:p>
+      <w:pPr>
+        <w:numPr>
+          <w:ilvl w:val="0"/>
+          <w:numId w:val="0"/>
+        </w:numPr>
+        <w:ind w:firstLine="720" w:firstLineChars="0"/>
+        <w:rPr>
+          <w:rFonts w:hint="default"/>
+          <w:lang w:val="en-US"/>
+        </w:rPr>
+      </w:pPr>
+      <w:r>
+        <w:rPr>
+          <w:rFonts w:hint="default"/>
+          <w:lang w:val="en-US"/>
+        </w:rPr>
+        <w:t>SHELL SORT</w:t>
+      </w:r>
+    </w:p>
+    <w:p>
+      <w:pPr>
+        <w:numPr>
+          <w:ilvl w:val="0"/>
+          <w:numId w:val="0"/>
+        </w:numPr>
+      </w:pPr>
+      <w:r>
+        <w:drawing>
+          <wp:inline distT="0" distB="0" distL="114300" distR="114300">
+            <wp:extent cx="5847715" cy="2305685"/>
+            <wp:effectExtent l="0" t="0" r="635" b="18415"/>
+            <wp:docPr id="15" name="Picture 4"/>
+            <wp:cNvGraphicFramePr>
+              <a:graphicFrameLocks xmlns:a="http://schemas.openxmlformats.org/drawingml/2006/main" noChangeAspect="1"/>
+            </wp:cNvGraphicFramePr>
+            <a:graphic xmlns:a="http://schemas.openxmlformats.org/drawingml/2006/main">
+              <a:graphicData uri="http://schemas.openxmlformats.org/drawingml/2006/picture">
+                <pic:pic xmlns:pic="http://schemas.openxmlformats.org/drawingml/2006/picture">
+                  <pic:nvPicPr>
+                    <pic:cNvPr id="15" name="Picture 4"/>
+                    <pic:cNvPicPr>
+                      <a:picLocks noChangeAspect="1"/>
+                    </pic:cNvPicPr>
+                  </pic:nvPicPr>
+                  <pic:blipFill>
+                    <a:blip r:embed="rId18"/>
+                    <a:stretch>
+                      <a:fillRect/>
+                    </a:stretch>
+                  </pic:blipFill>
+                  <pic:spPr>
+                    <a:xfrm>
+                      <a:off x="0" y="0"/>
+                      <a:ext cx="5847715" cy="2305685"/>
+                    </a:xfrm>
+                    <a:prstGeom prst="rect">
+                      <a:avLst/>
+                    </a:prstGeom>
+                    <a:noFill/>
+                    <a:ln>
+                      <a:noFill/>
+                    </a:ln>
+                  </pic:spPr>
+                </pic:pic>
+              </a:graphicData>
+            </a:graphic>
+          </wp:inline>
+        </w:drawing>
+      </w:r>
+    </w:p>
+    <w:p>
+      <w:pPr>
+        <w:numPr>
+          <w:ilvl w:val="0"/>
+          <w:numId w:val="0"/>
+        </w:numPr>
+      </w:pPr>
+    </w:p>
+    <w:p>
+      <w:pPr>
+        <w:numPr>
+          <w:ilvl w:val="0"/>
+          <w:numId w:val="0"/>
+        </w:numPr>
+        <w:ind w:firstLine="720" w:firstLineChars="0"/>
+        <w:rPr>
+          <w:rFonts w:hint="default"/>
+          <w:lang w:val="en-US"/>
+        </w:rPr>
+      </w:pPr>
+      <w:r>
+        <w:rPr>
+          <w:rFonts w:hint="default"/>
+          <w:lang w:val="en-US"/>
+        </w:rPr>
+        <w:t>QUICKSORT</w:t>
+      </w:r>
+    </w:p>
+    <w:p>
+      <w:pPr>
+        <w:numPr>
+          <w:ilvl w:val="0"/>
+          <w:numId w:val="0"/>
+        </w:numPr>
+      </w:pPr>
+      <w:r>
+        <w:drawing>
+          <wp:inline distT="0" distB="0" distL="114300" distR="114300">
+            <wp:extent cx="5727700" cy="2311400"/>
+            <wp:effectExtent l="0" t="0" r="6350" b="12700"/>
+            <wp:docPr id="16" name="Picture 5"/>
+            <wp:cNvGraphicFramePr>
+              <a:graphicFrameLocks xmlns:a="http://schemas.openxmlformats.org/drawingml/2006/main" noChangeAspect="1"/>
+            </wp:cNvGraphicFramePr>
+            <a:graphic xmlns:a="http://schemas.openxmlformats.org/drawingml/2006/main">
+              <a:graphicData uri="http://schemas.openxmlformats.org/drawingml/2006/picture">
+                <pic:pic xmlns:pic="http://schemas.openxmlformats.org/drawingml/2006/picture">
+                  <pic:nvPicPr>
+                    <pic:cNvPr id="16" name="Picture 5"/>
+                    <pic:cNvPicPr>
+                      <a:picLocks noChangeAspect="1"/>
+                    </pic:cNvPicPr>
+                  </pic:nvPicPr>
+                  <pic:blipFill>
+                    <a:blip r:embed="rId19"/>
+                    <a:stretch>
+                      <a:fillRect/>
+                    </a:stretch>
+                  </pic:blipFill>
+                  <pic:spPr>
+                    <a:xfrm>
+                      <a:off x="0" y="0"/>
+                      <a:ext cx="5727700" cy="2311400"/>
+                    </a:xfrm>
+                    <a:prstGeom prst="rect">
+                      <a:avLst/>
+                    </a:prstGeom>
+                    <a:noFill/>
+                    <a:ln>
+                      <a:noFill/>
+                    </a:ln>
+                  </pic:spPr>
+                </pic:pic>
+              </a:graphicData>
+            </a:graphic>
+          </wp:inline>
+        </w:drawing>
+      </w:r>
+    </w:p>
+    <w:p>
+      <w:pPr>
+        <w:numPr>
+          <w:ilvl w:val="0"/>
+          <w:numId w:val="0"/>
+        </w:numPr>
+        <w:rPr>
+          <w:rFonts w:hint="default"/>
+          <w:lang w:val="en-US"/>
+        </w:rPr>
+      </w:pPr>
+    </w:p>
+    <w:p>
+      <w:pPr>
+        <w:numPr>
+          <w:ilvl w:val="0"/>
+          <w:numId w:val="0"/>
+        </w:numPr>
+        <w:ind w:firstLine="720" w:firstLineChars="0"/>
+        <w:rPr>
+          <w:rFonts w:hint="default"/>
+          <w:lang w:val="en-US"/>
+        </w:rPr>
+      </w:pPr>
+      <w:r>
+        <w:rPr>
+          <w:rFonts w:hint="default"/>
+          <w:lang w:val="en-US"/>
+        </w:rPr>
+        <w:t>HEAPSORT</w:t>
+      </w:r>
+    </w:p>
+    <w:p>
+      <w:pPr>
+        <w:numPr>
+          <w:ilvl w:val="0"/>
+          <w:numId w:val="0"/>
+        </w:numPr>
+      </w:pPr>
+      <w:r>
+        <w:drawing>
+          <wp:inline distT="0" distB="0" distL="114300" distR="114300">
+            <wp:extent cx="5735955" cy="2535555"/>
+            <wp:effectExtent l="0" t="0" r="17145" b="17145"/>
+            <wp:docPr id="17" name="Picture 6"/>
+            <wp:cNvGraphicFramePr>
+              <a:graphicFrameLocks xmlns:a="http://schemas.openxmlformats.org/drawingml/2006/main" noChangeAspect="1"/>
+            </wp:cNvGraphicFramePr>
+            <a:graphic xmlns:a="http://schemas.openxmlformats.org/drawingml/2006/main">
+              <a:graphicData uri="http://schemas.openxmlformats.org/drawingml/2006/picture">
+                <pic:pic xmlns:pic="http://schemas.openxmlformats.org/drawingml/2006/picture">
+                  <pic:nvPicPr>
+                    <pic:cNvPr id="17" name="Picture 6"/>
+                    <pic:cNvPicPr>
+                      <a:picLocks noChangeAspect="1"/>
+                    </pic:cNvPicPr>
+                  </pic:nvPicPr>
+                  <pic:blipFill>
+                    <a:blip r:embed="rId20"/>
+                    <a:stretch>
+                      <a:fillRect/>
+                    </a:stretch>
+                  </pic:blipFill>
+                  <pic:spPr>
+                    <a:xfrm>
+                      <a:off x="0" y="0"/>
+                      <a:ext cx="5735955" cy="2535555"/>
+                    </a:xfrm>
+                    <a:prstGeom prst="rect">
+                      <a:avLst/>
+                    </a:prstGeom>
+                    <a:noFill/>
+                    <a:ln>
+                      <a:noFill/>
+                    </a:ln>
+                  </pic:spPr>
+                </pic:pic>
+              </a:graphicData>
+            </a:graphic>
+          </wp:inline>
+        </w:drawing>
+      </w:r>
+    </w:p>
+    <w:p>
+      <w:pPr>
+        <w:numPr>
+          <w:ilvl w:val="0"/>
+          <w:numId w:val="0"/>
+        </w:numPr>
+        <w:rPr>
+          <w:rFonts w:hint="default"/>
+          <w:lang w:val="en-US"/>
+        </w:rPr>
+      </w:pPr>
+    </w:p>
+    <w:p>
+      <w:pPr>
+        <w:numPr>
+          <w:ilvl w:val="0"/>
+          <w:numId w:val="0"/>
+        </w:numPr>
+        <w:ind w:firstLine="720" w:firstLineChars="0"/>
+        <w:rPr>
+          <w:rFonts w:hint="default"/>
+          <w:lang w:val="en-US"/>
+        </w:rPr>
+      </w:pPr>
+      <w:r>
+        <w:rPr>
+          <w:rFonts w:hint="default"/>
+          <w:lang w:val="en-US"/>
+        </w:rPr>
+        <w:t>MERGESORT</w:t>
+      </w:r>
+    </w:p>
+    <w:p>
+      <w:pPr>
+        <w:numPr>
+          <w:ilvl w:val="0"/>
+          <w:numId w:val="0"/>
+        </w:numPr>
+        <w:rPr>
+          <w:rFonts w:hint="default"/>
+          <w:lang w:val="en-US"/>
+        </w:rPr>
+      </w:pPr>
+      <w:r>
+        <w:drawing>
+          <wp:inline distT="0" distB="0" distL="114300" distR="114300">
+            <wp:extent cx="5814060" cy="2910840"/>
+            <wp:effectExtent l="0" t="0" r="15240" b="3810"/>
+            <wp:docPr id="18" name="Picture 7"/>
+            <wp:cNvGraphicFramePr>
+              <a:graphicFrameLocks xmlns:a="http://schemas.openxmlformats.org/drawingml/2006/main" noChangeAspect="1"/>
+            </wp:cNvGraphicFramePr>
+            <a:graphic xmlns:a="http://schemas.openxmlformats.org/drawingml/2006/main">
+              <a:graphicData uri="http://schemas.openxmlformats.org/drawingml/2006/picture">
+                <pic:pic xmlns:pic="http://schemas.openxmlformats.org/drawingml/2006/picture">
+                  <pic:nvPicPr>
+                    <pic:cNvPr id="18" name="Picture 7"/>
+                    <pic:cNvPicPr>
+                      <a:picLocks noChangeAspect="1"/>
+                    </pic:cNvPicPr>
+                  </pic:nvPicPr>
+                  <pic:blipFill>
+                    <a:blip r:embed="rId21"/>
+                    <a:stretch>
+                      <a:fillRect/>
+                    </a:stretch>
+                  </pic:blipFill>
+                  <pic:spPr>
+                    <a:xfrm>
+                      <a:off x="0" y="0"/>
+                      <a:ext cx="5814060" cy="2910840"/>
+                    </a:xfrm>
+                    <a:prstGeom prst="rect">
+                      <a:avLst/>
+                    </a:prstGeom>
+                    <a:noFill/>
+                    <a:ln>
+                      <a:noFill/>
+                    </a:ln>
+                  </pic:spPr>
+                </pic:pic>
+              </a:graphicData>
+            </a:graphic>
+          </wp:inline>
+        </w:drawing>
+      </w:r>
       <w:bookmarkStart w:id="0" w:name="_GoBack"/>
       <w:bookmarkEnd w:id="0"/>
-    </w:p>
-    <w:p>
-      <w:pPr>
-        <w:numPr>
-          <w:ilvl w:val="0"/>
-          <w:numId w:val="0"/>
-        </w:numPr>
-        <w:ind w:firstLine="720" w:firstLineChars="0"/>
-        <w:rPr>
-          <w:rFonts w:hint="default"/>
-          <w:lang w:val="en-US"/>
-        </w:rPr>
-      </w:pPr>
     </w:p>
     <w:sectPr>
       <w:pgSz w:w="11906" w:h="16838"/>
